--- a/01-6个主号内容创作/投资收益汇总_发布文案/投资收益汇总_11账号全套脚本.docx
+++ b/01-6个主号内容创作/投资收益汇总_发布文案/投资收益汇总_11账号全套脚本.docx
@@ -1068,7 +1068,7 @@
         <w:pStyle w:val="Heading1"/>
       </w:pPr>
       <w:r>
-        <w:t>账号⑨ 产品种草号</w:t>
+        <w:t>账号⑨ 柯南故事号</w:t>
       </w:r>
     </w:p>
     <w:p>
@@ -1076,54 +1076,272 @@
         <w:rPr>
           <w:b/>
         </w:rPr>
-        <w:t>标题：备考中级，这份投资收益笔记救了我</w:t>
+        <w:t>标题：柯南破案，顺便把投资收益讲透了</w:t>
       </w:r>
     </w:p>
     <w:p>
       <w:r>
-        <w:t>【备考推荐·这份笔记把全书投资收益讲透了】</w:t>
-        <w:br/>
-        <w:br/>
-        <w:t>中级会计投资收益有多散，备考过的人都懂。</w:t>
-        <w:br/>
-        <w:br/>
-        <w:t>金融资产章有、长期股权投资章有、合并报表章有、</w:t>
-        <w:br/>
-        <w:t>非货币交换章有、债务重组章有……</w:t>
-        <w:br/>
-        <w:br/>
-        <w:t>每次做综合题，投资收益那道空就开始抓瞎。</w:t>
-        <w:br/>
-        <w:t>翻书找吧，时间来不及；</w:t>
-        <w:br/>
-        <w:t>靠记忆写吧，总是漏条件。</w:t>
-        <w:br/>
-        <w:br/>
-        <w:t>后来找到了诗雨这套投资收益汇总笔记，</w:t>
-        <w:br/>
-        <w:t>把全书11种确认场景全部整合在一起，</w:t>
-        <w:br/>
-        <w:t>每种情形配对应分录，标注易错点。</w:t>
-        <w:br/>
-        <w:br/>
-        <w:t>三大高频陷阱全部用红字标注：</w:t>
-        <w:br/>
-        <w:t>① 其他权益工具处置差价→留存收益，不走投资收益</w:t>
-        <w:br/>
-        <w:t>② 成本法分红超累计盈利→冲成本，不算收益</w:t>
-        <w:br/>
-        <w:t>③ 分步取得控制权，原股权重估差额→投资收益</w:t>
-        <w:br/>
-        <w:br/>
-        <w:t>从"散"到"整"，看一遍就清楚了。</w:t>
-        <w:br/>
-        <w:br/>
-        <w:t>备考金融资产、长期股权投资、合并报表的同学，</w:t>
-        <w:br/>
-        <w:t>这份笔记能省去很多重复翻书的时间。</w:t>
-        <w:br/>
-        <w:br/>
-        <w:t>有需要的可以了解一下。</w:t>
+        <w:t>【柯南破案讲投资收益·名侦探故事版】</w:t>
+        <w:br/>
+        <w:br/>
+        <w:t>"毛利叔叔，你被骗了。"</w:t>
+        <w:br/>
+        <w:t>柯南放下棒球帽，看着毛利小五郎手里那本账本，淡定地说。</w:t>
+        <w:br/>
+        <w:br/>
+        <w:t>这天，毛利事务所来了一个特别的"案子"——</w:t>
+        <w:br/>
+        <w:t>毛利小五郎最近开始炒股，做了几笔投资，</w:t>
+        <w:br/>
+        <w:t>结果账本越算越乱，收益好像怎么算都对不上。</w:t>
+        <w:br/>
+        <w:t>他只好把账本摊开，让柯南帮忙"侦查"。</w:t>
+        <w:br/>
+        <w:br/>
+        <w:t>柯南拿起放大镜，开始逐一排查。</w:t>
+        <w:br/>
+        <w:br/>
+        <w:t>---</w:t>
+        <w:br/>
+        <w:br/>
+        <w:t>【案件一：交易性金融资产·最常见的误判】</w:t>
+        <w:br/>
+        <w:br/>
+        <w:t>毛利叔叔买入A公司股票，成本50万，</w:t>
+        <w:br/>
+        <w:t>持有一段时间后，股票涨到60万。</w:t>
+        <w:br/>
+        <w:t>毛利叔叔大喜：我赚了10万！立刻记账：投资收益 10万。</w:t>
+        <w:br/>
+        <w:br/>
+        <w:t>柯南皱起眉头：</w:t>
+        <w:br/>
+        <w:t>"毛利叔叔，你现在手里还拿着股票，钱有没有进账户？"</w:t>
+        <w:br/>
+        <w:t>"还没卖呢……"</w:t>
+        <w:br/>
+        <w:t>"那就没赚。"</w:t>
+        <w:br/>
+        <w:br/>
+        <w:t>柯南拿起笔，写下正确分录：</w:t>
+        <w:br/>
+        <w:t>持有期间涨价：</w:t>
+        <w:br/>
+        <w:t>借：交易性金融资产——公允价值变动 10万</w:t>
+        <w:br/>
+        <w:t>贷：公允价值变动损益 10万</w:t>
+        <w:br/>
+        <w:br/>
+        <w:t>几天后，毛利叔叔以65万卖出股票：</w:t>
+        <w:br/>
+        <w:t>借：银行存款 65万</w:t>
+        <w:br/>
+        <w:t>贷：交易性金融资产——成本 50万</w:t>
+        <w:br/>
+        <w:t xml:space="preserve">    交易性金融资产——公允价值变动 10万</w:t>
+        <w:br/>
+        <w:t xml:space="preserve">    投资收益 5万</w:t>
+        <w:br/>
+        <w:t>同时把之前记的变动损益结转：</w:t>
+        <w:br/>
+        <w:t>借：公允价值变动损益 10万</w:t>
+        <w:br/>
+        <w:t>贷：投资收益 10万</w:t>
+        <w:br/>
+        <w:t>最终投资收益合计15万 = 65-50。</w:t>
+        <w:br/>
+        <w:br/>
+        <w:t>"真相是：账面涨了不算赚，卖出那一刻才算。"</w:t>
+        <w:br/>
+        <w:t>柯南翻转棒球帽，目光锐利。</w:t>
+        <w:br/>
+        <w:br/>
+        <w:t>---</w:t>
+        <w:br/>
+        <w:br/>
+        <w:t>【案件二：债权投资·利息到底怎么确认】</w:t>
+        <w:br/>
+        <w:br/>
+        <w:t>毛利叔叔把80万借给了一家公司，换成债券持有（AC类），</w:t>
+        <w:br/>
+        <w:t>票面利率4%，实际利率5%，每年收到票面利息3.2万，</w:t>
+        <w:br/>
+        <w:t>毛利叔叔直接记：投资收益 3.2万。</w:t>
+        <w:br/>
+        <w:br/>
+        <w:t>柯南摇头：</w:t>
+        <w:br/>
+        <w:t>"少记了，毛利叔叔。实际赚了5%，不是4%。"</w:t>
+        <w:br/>
+        <w:br/>
+        <w:t>正确分录：</w:t>
+        <w:br/>
+        <w:t>借：债权投资——应计利息 3.2万（票面4%）</w:t>
+        <w:br/>
+        <w:t xml:space="preserve">    债权投资——利息调整 0.8万（差额）</w:t>
+        <w:br/>
+        <w:t>贷：投资收益 4万（实际利率5%×80万）</w:t>
+        <w:br/>
+        <w:br/>
+        <w:t>"每一期都要按实际利率确认，不用等到期。"</w:t>
+        <w:br/>
+        <w:t>柯南写下这句话，在旁边批注：应计利息科目要写对。</w:t>
+        <w:br/>
+        <w:br/>
+        <w:t>---</w:t>
+        <w:br/>
+        <w:br/>
+        <w:t>【案件三：成本法·等待宣布分红的那一刻】</w:t>
+        <w:br/>
+        <w:br/>
+        <w:t>毛利叔叔控股了一家叫"云脚印"的公司，持股70%（成本法）。</w:t>
+        <w:br/>
+        <w:t>云脚印今年净利润200万，</w:t>
+        <w:br/>
+        <w:t>毛利叔叔高兴地记了投资收益140万。</w:t>
+        <w:br/>
+        <w:br/>
+        <w:t>柯南一看，推了推眼镜：</w:t>
+        <w:br/>
+        <w:t>"毛利叔叔，他们有宣布分红吗？"</w:t>
+        <w:br/>
+        <w:t>"没有……"</w:t>
+        <w:br/>
+        <w:t>"那你什么都不用记。"</w:t>
+        <w:br/>
+        <w:br/>
+        <w:t>柯南写下规则：</w:t>
+        <w:br/>
+        <w:t>成本法下，被投方赚了多少，母公司账上一分不动。</w:t>
+        <w:br/>
+        <w:t>等云脚印宣布分红，毛利叔叔应得部分：</w:t>
+        <w:br/>
+        <w:t>借：应收股利 X万</w:t>
+        <w:br/>
+        <w:t>贷：投资收益 X万</w:t>
+        <w:br/>
+        <w:br/>
+        <w:t>"只有宣布分红那一天，才是确认收益的时刻。"</w:t>
+        <w:br/>
+        <w:br/>
+        <w:t>毛利叔叔挠挠头："那我控股有什么用？"</w:t>
+        <w:br/>
+        <w:t>"并表的时候全部算你的，叔叔。"</w:t>
+        <w:br/>
+        <w:br/>
+        <w:t>---</w:t>
+        <w:br/>
+        <w:br/>
+        <w:t>【案件四：权益法·跟着被投方盈亏走】</w:t>
+        <w:br/>
+        <w:br/>
+        <w:t>毛利叔叔还参股了一家叫"推理俱乐部"的公司，持股30%（权益法）。</w:t>
+        <w:br/>
+        <w:t>今年推理俱乐部盈利100万，毛利叔叔应确认30万投资收益：</w:t>
+        <w:br/>
+        <w:t>借：长期股权投资——损益调整 30万</w:t>
+        <w:br/>
+        <w:t>贷：投资收益 30万</w:t>
+        <w:br/>
+        <w:br/>
+        <w:t>下一年推理俱乐部亏损50万，毛利叔叔也要确认15万损失——</w:t>
+        <w:br/>
+        <w:t>注意，亏损走的也是投资收益，只是记在借方（表示损失）：</w:t>
+        <w:br/>
+        <w:t>借：投资收益 15万</w:t>
+        <w:br/>
+        <w:t>贷：长期股权投资——损益调整 15万</w:t>
+        <w:br/>
+        <w:br/>
+        <w:t>推理俱乐部宣布分红，毛利叔叔应得9万，</w:t>
+        <w:br/>
+        <w:t>这时候不再重复确认收益，只冲减账面：</w:t>
+        <w:br/>
+        <w:t>借：应收股利 9万</w:t>
+        <w:br/>
+        <w:t>贷：长期股权投资——损益调整 9万</w:t>
+        <w:br/>
+        <w:br/>
+        <w:t>"权益法的核心：跟着被投方盈亏走，分红时不再算第二遍收益。"</w:t>
+        <w:br/>
+        <w:br/>
+        <w:t>---</w:t>
+        <w:br/>
+        <w:br/>
+        <w:t>【隐藏凶手：其他权益工具投资的处置差价】</w:t>
+        <w:br/>
+        <w:br/>
+        <w:t>毛利叔叔翻到最后一页，指着一笔记录：</w:t>
+        <w:br/>
+        <w:t>"柯南，这里，我买了一个永久不打算卖的股份，</w:t>
+        <w:br/>
+        <w:t>后来卖了，卖出比账面多5万，我记了投资收益，没问题吧？"</w:t>
+        <w:br/>
+        <w:br/>
+        <w:t>柯南微微一笑，这才是今天最关键的线索：</w:t>
+        <w:br/>
+        <w:t>"毛利叔叔，这正是隐藏最深的那个错。"</w:t>
+        <w:br/>
+        <w:br/>
+        <w:t>其他权益工具投资，是'永久持有'性质，</w:t>
+        <w:br/>
+        <w:t>即使处置，差价不走当期损益，不走投资收益，</w:t>
+        <w:br/>
+        <w:t>直接进留存收益！这是准则的专门规定。</w:t>
+        <w:br/>
+        <w:br/>
+        <w:t>正确分录：</w:t>
+        <w:br/>
+        <w:t>借：银行存款（卖出收款）</w:t>
+        <w:br/>
+        <w:t>贷：其他权益工具投资（账面价值）</w:t>
+        <w:br/>
+        <w:t xml:space="preserve">    留存收益（差额，不是投资收益！）</w:t>
+        <w:br/>
+        <w:br/>
+        <w:t>持有期间的其他综合收益，也一起转到留存收益：</w:t>
+        <w:br/>
+        <w:t>借：其他综合收益</w:t>
+        <w:br/>
+        <w:t>贷：留存收益</w:t>
+        <w:br/>
+        <w:br/>
+        <w:t>"这个坑，每年都有人跳进去。"</w:t>
+        <w:br/>
+        <w:br/>
+        <w:t>---</w:t>
+        <w:br/>
+        <w:br/>
+        <w:t>【结案陈词·三大必考陷阱】</w:t>
+        <w:br/>
+        <w:br/>
+        <w:t>柯南合上账本，站在白板前，用红色记号笔写下三行字：</w:t>
+        <w:br/>
+        <w:br/>
+        <w:t>第一行：其他权益工具投资处置——差价进留存收益，不走投资收益。</w:t>
+        <w:br/>
+        <w:t>第二行：成本法——子公司赚钱不确认，只看宣布分红那一刻。</w:t>
+        <w:br/>
+        <w:t>第三行：分步取得控制权——原持有股权必须重新估值，差额入投资收益，不是商誉。</w:t>
+        <w:br/>
+        <w:br/>
+        <w:t>"毛利叔叔，这三条如果都答对，投资收益这章就没有悬念了。"</w:t>
+        <w:br/>
+        <w:br/>
+        <w:t>毛利小五郎点点头，若有所思。</w:t>
+        <w:br/>
+        <w:br/>
+        <w:t>柯南推了推眼镜，最后说出那句话：</w:t>
+        <w:br/>
+        <w:br/>
+        <w:t>"真相只有一个！"</w:t>
+        <w:br/>
+        <w:br/>
+        <w:t>——投资收益确认，只认真实流入的那一刻。</w:t>
+        <w:br/>
+        <w:t>账面变动先存着，钱真到手才结算。</w:t>
+        <w:br/>
+        <w:t>借方记投资收益=亏了；贷方记投资收益=赚了。</w:t>
       </w:r>
     </w:p>
     <w:p/>

--- a/01-6个主号内容创作/投资收益汇总_发布文案/投资收益汇总_11账号全套脚本.docx
+++ b/01-6个主号内容创作/投资收益汇总_发布文案/投资收益汇总_11账号全套脚本.docx
@@ -1350,7 +1350,7 @@
         <w:pStyle w:val="Heading1"/>
       </w:pPr>
       <w:r>
-        <w:t>账号⑩ 使用场景号</w:t>
+        <w:t>账号⑩ 西游记故事号2</w:t>
       </w:r>
     </w:p>
     <w:p>
@@ -1358,49 +1358,100 @@
         <w:rPr>
           <w:b/>
         </w:rPr>
-        <w:t>标题：备考合并报表，投资收益突然想通了</w:t>
+        <w:t>标题：西游记：沙僧踩了投资收益最大的坑</w:t>
       </w:r>
     </w:p>
     <w:p>
       <w:r>
-        <w:t>【备考日记·投资收益突然想通的那一刻】</w:t>
-        <w:br/>
-        <w:br/>
-        <w:t>备考合并报表那两周，投资收益把我搞崩了。</w:t>
-        <w:br/>
-        <w:br/>
-        <w:t>同样是长期股权投资，成本法下分红计投资收益，权益法下分红不计投资收益；</w:t>
-        <w:br/>
-        <w:t>同样是金融资产，交易性金融资产处置时变动损益转投资收益，其他权益工具处置差价却进留存收益……</w:t>
-        <w:br/>
-        <w:br/>
-        <w:t>规则太零散，每次做题都得重新想一遍。</w:t>
-        <w:br/>
-        <w:br/>
-        <w:t>后来有一天突然想通了——</w:t>
-        <w:br/>
-        <w:br/>
-        <w:t>其实只有一个核心：账面变了不算收益，真实流入才算。</w:t>
-        <w:br/>
-        <w:br/>
-        <w:t>账面涨了，那叫公允价值变动损益或其他综合收益，是"待确认"状态；</w:t>
-        <w:br/>
-        <w:t>真的卖出去或者收到钱，那叫投资收益，才是"已实现"状态。</w:t>
-        <w:br/>
-        <w:br/>
-        <w:t>顺着这个逻辑：</w:t>
-        <w:br/>
-        <w:t>交易性金融资产持有期间涨价——没卖，账面变动，记变动损益；卖出时，钱真的到手，才确认投资收益。</w:t>
-        <w:br/>
-        <w:t>权益法确认盈亏——被投方赚了，相当于甲方的投资升值了，及时确认为投资收益；分红时不再重复算，只冲账面。</w:t>
-        <w:br/>
-        <w:t>其他权益工具处置——这类资产是"永久持有"设计，处置时差价不走当期损益，所以不走投资收益，进留存收益。</w:t>
-        <w:br/>
-        <w:br/>
-        <w:t>理解这个底层逻辑，大部分分录就不需要死记了。</w:t>
-        <w:br/>
-        <w:br/>
-        <w:t>分录永远不懵的方法：想清楚"钱有没有真实流入"，再看"走哪个科目"。</w:t>
+        <w:t>【孙悟空的投资课番外·其他权益工具的终极大坑】</w:t>
+        <w:br/>
+        <w:br/>
+        <w:t>取经路上，孙悟空遇到了一道比妖怪还难缠的题目——</w:t>
+        <w:br/>
+        <w:t>投资收益里，最反直觉的那个坑。</w:t>
+        <w:br/>
+        <w:br/>
+        <w:t>沙僧用攒下的积蓄，认购了天庭永久股份，明确是战略持有，不打算卖。</w:t>
+        <w:br/>
+        <w:br/>
+        <w:t>持有期间天庭股份涨价15万：</w:t>
+        <w:br/>
+        <w:t>借：其他权益工具投资——公允价值变动 15万</w:t>
+        <w:br/>
+        <w:t>贷：其他综合收益 15万</w:t>
+        <w:br/>
+        <w:br/>
+        <w:t>唐僧说：这15万进的是其他综合收益，不是投资收益。</w:t>
+        <w:br/>
+        <w:t>沙僧问：我明明赚了15万，为什么不算收益？</w:t>
+        <w:br/>
+        <w:t>唐僧：钱还没到手，只是账面浮涨。真实到手的才算投资收益。</w:t>
+        <w:br/>
+        <w:br/>
+        <w:t>后来天庭宣布分红，沙僧应得5万：</w:t>
+        <w:br/>
+        <w:t>借：银行存款 5万</w:t>
+        <w:br/>
+        <w:t>贷：投资收益 5万</w:t>
+        <w:br/>
+        <w:t>这一刻，钱真的流进来，才确认为投资收益。</w:t>
+        <w:br/>
+        <w:br/>
+        <w:t>又过了一段时间，沙僧因故处置这批股份，</w:t>
+        <w:br/>
+        <w:t>以高出账面10万的价格卖出。</w:t>
+        <w:br/>
+        <w:t>悟空在旁边喊："太好了！投资收益10万！"</w:t>
+        <w:br/>
+        <w:br/>
+        <w:t>唐僧叹了口气——</w:t>
+        <w:br/>
+        <w:t>"大圣，这类资产是永久持有类，处置差价不走投资收益，直接进留存收益。"</w:t>
+        <w:br/>
+        <w:br/>
+        <w:t>分录：</w:t>
+        <w:br/>
+        <w:t>借：银行存款（卖出收款）</w:t>
+        <w:br/>
+        <w:t>贷：其他权益工具投资（账面）</w:t>
+        <w:br/>
+        <w:t xml:space="preserve">    留存收益（差额，不是投资收益！）</w:t>
+        <w:br/>
+        <w:br/>
+        <w:t>同时，持有期间记的15万其他综合收益，也一起转到留存收益：</w:t>
+        <w:br/>
+        <w:t>借：其他综合收益 15万</w:t>
+        <w:br/>
+        <w:t>贷：留存收益 15万</w:t>
+        <w:br/>
+        <w:br/>
+        <w:t>悟空皱眉："为什么卖了还不算投资收益？"</w:t>
+        <w:br/>
+        <w:br/>
+        <w:t>唐僧解释：这类资产被设计为战略持有，不是用来炒卖的。</w:t>
+        <w:br/>
+        <w:t>准则专门规定：处置差价不走当期损益（不走投资收益），直接进留存收益，历史上积累的其他综合收益也跟着转。</w:t>
+        <w:br/>
+        <w:t>这条规定不能用"卖出兑现才算收益"来类推——它是专门的例外，必须单独记。</w:t>
+        <w:br/>
+        <w:br/>
+        <w:t>猪八戒记了三条：</w:t>
+        <w:br/>
+        <w:t>持有期涨价：进其他综合收益，不算投资收益</w:t>
+        <w:br/>
+        <w:t>收到分红：进投资收益（这条和其他类一样）</w:t>
+        <w:br/>
+        <w:t>处置差价：进留存收益，不走投资收益！（这条和其他类完全不同）</w:t>
+        <w:br/>
+        <w:br/>
+        <w:t>最后唐僧总结：全书涉及投资收益的资产里，其他权益工具投资是最特殊的一个。</w:t>
+        <w:br/>
+        <w:t>其他类别卖出差价一般都进投资收益，偏偏这个不行。</w:t>
+        <w:br/>
+        <w:br/>
+        <w:t>沙僧把这三条写在了沙袈裟上，取经路上反复背诵。</w:t>
+        <w:br/>
+        <w:t>取经路不迷路，考试稳稳过。</w:t>
       </w:r>
     </w:p>
     <w:p/>
@@ -1409,7 +1460,7 @@
         <w:pStyle w:val="Heading1"/>
       </w:pPr>
       <w:r>
-        <w:t>账号⑪ 对比测评号</w:t>
+        <w:t>账号⑪ 小新故事号2</w:t>
       </w:r>
     </w:p>
     <w:p>
@@ -1417,58 +1468,120 @@
         <w:rPr>
           <w:b/>
         </w:rPr>
-        <w:t>标题：备考资料对比，谁把投资收益讲得最清</w:t>
+        <w:t>标题：广志搞不清成本法权益法，小新讲通了</w:t>
       </w:r>
     </w:p>
     <w:p>
       <w:r>
-        <w:t>【三种资料对比·谁把投资收益讲得最清楚】</w:t>
-        <w:br/>
-        <w:br/>
-        <w:t>备考中级会计，投资收益是我换了最多资料的章节。</w:t>
-        <w:br/>
-        <w:br/>
-        <w:t>先用教材，发现内容太分散。</w:t>
-        <w:br/>
-        <w:t>金融资产章讲一些，长期股权投资章再讲一些，合并报表章又有，非货币交换和债务重组各自还有……</w:t>
-        <w:br/>
-        <w:t>在教材里根本找不到一个完整的汇总，每次做综合题都要翻好几章。</w:t>
-        <w:br/>
-        <w:br/>
-        <w:t>后来看了两门网课，有老师专门出过总结视频，但讲的是"确认时点"，分录那块一笔带过，还是没把易错点讲透。</w:t>
-        <w:br/>
-        <w:br/>
-        <w:t>最后用的是诗雨的投资收益汇总笔记。</w:t>
-        <w:br/>
-        <w:br/>
-        <w:t>这份笔记的结构是：</w:t>
-        <w:br/>
-        <w:t>把全书11种涉及投资收益的场景，按逻辑顺序整合在一张大表里，每个情形注明确认时点、对应分录、与其他科目的关系，以及考试最容易混的地方。</w:t>
-        <w:br/>
-        <w:br/>
-        <w:t>三大坑直接标出来：</w:t>
-        <w:br/>
-        <w:t>① 其他权益工具投资处置差价→留存收益，不是投资收益</w:t>
-        <w:br/>
-        <w:t>② 成本法子公司赚钱不确认，分红超过累计盈利冲成本</w:t>
-        <w:br/>
-        <w:t>③ 分步取得控制权，原股权重估差额入投资收益，不是商誉</w:t>
-        <w:br/>
-        <w:br/>
-        <w:t>整体比较：</w:t>
-        <w:br/>
-        <w:t>教材：内容最全，但散，不适合冲刺整合</w:t>
-        <w:br/>
-        <w:t>网课：有讲解，但不够聚焦，分录不够清晰</w:t>
-        <w:br/>
-        <w:t>诗雨笔记：专门针对这个散点整合，20分钟看完，效率最高</w:t>
-        <w:br/>
-        <w:br/>
-        <w:t>结论：</w:t>
-        <w:br/>
-        <w:t>理解阶段+基础期：靠教材打基础；</w:t>
-        <w:br/>
-        <w:t>冲刺阶段：用诗雨笔记做最后整合，效率高。</w:t>
+        <w:t>【广志学成本法和权益法·蜡笔小新番外】</w:t>
+        <w:br/>
+        <w:br/>
+        <w:t>广志最近研究股权投资，搞不清两件事：</w:t>
+        <w:br/>
+        <w:br/>
+        <w:t>第一件：我控股了山田家，他们赚的钱算不算我的收益？</w:t>
+        <w:br/>
+        <w:t>第二件：我参股了樱田家，跟控股有什么不一样？</w:t>
+        <w:br/>
+        <w:br/>
+        <w:t>美冴端着咖啡坐下来，决定用今晚讲清楚。</w:t>
+        <w:br/>
+        <w:br/>
+        <w:t>第一课：成本法——等分红，才确认</w:t>
+        <w:br/>
+        <w:br/>
+        <w:t>广志控股山田家70%，用的是成本法。</w:t>
+        <w:br/>
+        <w:t>山田食品今年净利润100万。</w:t>
+        <w:br/>
+        <w:t>广志兴冲冲拿出账本，写下：投资收益 70万。</w:t>
+        <w:br/>
+        <w:br/>
+        <w:t>美冴：你们有开董事会宣布分红吗？</w:t>
+        <w:br/>
+        <w:t>广志：没……</w:t>
+        <w:br/>
+        <w:t>美冴：那就是0，你什么都不用记。</w:t>
+        <w:br/>
+        <w:br/>
+        <w:t>广志：但他们明明赚了100万！</w:t>
+        <w:br/>
+        <w:t>美冴：那是山田家账上的钱，还在人家公司里。</w:t>
+        <w:br/>
+        <w:t>你是大股东，但这笔钱没有流向你，你账上不动。</w:t>
+        <w:br/>
+        <w:t>等他们宣布分红，你按持股比例拿到钱，那才确认。</w:t>
+        <w:br/>
+        <w:br/>
+        <w:t>宣布分红（广志应得42万）：</w:t>
+        <w:br/>
+        <w:t>借：应收股利 42万</w:t>
+        <w:br/>
+        <w:t>贷：投资收益 42万</w:t>
+        <w:br/>
+        <w:br/>
+        <w:t>再提醒一句：如果分红里有8万是投资前积累的利润：</w:t>
+        <w:br/>
+        <w:t>投资收益 = (42-8) = 34万</w:t>
+        <w:br/>
+        <w:t>另外8万冲减长期股权投资，不算收益。</w:t>
+        <w:br/>
+        <w:br/>
+        <w:t>小新在旁边：原来大股东不是一直在收钱，要等人家分！</w:t>
+        <w:br/>
+        <w:br/>
+        <w:t>第二课：权益法——跟着盈亏走</w:t>
+        <w:br/>
+        <w:br/>
+        <w:t>广志还参股了樱田家族30%，这次用权益法。</w:t>
+        <w:br/>
+        <w:t>美冴说：这里规则不一样了，你跟着他们的盈亏走，不等分红。</w:t>
+        <w:br/>
+        <w:br/>
+        <w:t>樱田家今年盈利200万：</w:t>
+        <w:br/>
+        <w:t>广志确认：200×30%=60万投资收益</w:t>
+        <w:br/>
+        <w:t>借：长期股权投资——损益调整 60万</w:t>
+        <w:br/>
+        <w:t>贷：投资收益 60万</w:t>
+        <w:br/>
+        <w:br/>
+        <w:t>第二年樱田家亏损100万：</w:t>
+        <w:br/>
+        <w:t>广志确认亏损：100×30%=30万（借方记投资收益，表示损失）</w:t>
+        <w:br/>
+        <w:t>借：投资收益 30万</w:t>
+        <w:br/>
+        <w:t>贷：长期股权投资——损益调整 30万</w:t>
+        <w:br/>
+        <w:br/>
+        <w:t>樱田家宣布分红（广志应得9万）：</w:t>
+        <w:br/>
+        <w:t>这里不再重复确认收益，只冲减账面！</w:t>
+        <w:br/>
+        <w:t>借：应收股利 9万</w:t>
+        <w:br/>
+        <w:t>贷：长期股权投资——损益调整 9万</w:t>
+        <w:br/>
+        <w:br/>
+        <w:t>小新总结：</w:t>
+        <w:br/>
+        <w:t>成本法：人家赚多少不关我事，等宣布分红那天才算我的。</w:t>
+        <w:br/>
+        <w:t>权益法：人家赚我也赚，人家亏我也亏，分红时不重复算。</w:t>
+        <w:br/>
+        <w:br/>
+        <w:t>广志感叹：原来持股比例不同，规则还不一样……</w:t>
+        <w:br/>
+        <w:t>美冴：不是持股比例，是有没有控制权。</w:t>
+        <w:br/>
+        <w:t>控股（一般50%+）——成本法。</w:t>
+        <w:br/>
+        <w:t>参股有重大影响（一般20-50%）——权益法。</w:t>
+        <w:br/>
+        <w:br/>
+        <w:t>小白摇了摇尾巴，打了个哈欠。🐶</w:t>
       </w:r>
     </w:p>
     <w:p/>
